--- a/lessions/0002_1.docx
+++ b/lessions/0002_1.docx
@@ -19,7 +19,13 @@
     </w:p>
     <w:p>
       <w:r>
-        <w:t>Làm quen với cách chảo hỏi, giới thiệu, hỏi thăm, cảm ơn và xin lỗi.</w:t>
+        <w:t>Làm quen với cách ch</w:t>
+      </w:r>
+      <w:r>
+        <w:t>à</w:t>
+      </w:r>
+      <w:r>
+        <w:t>o hỏi, giới thiệu, hỏi thăm, cảm ơn và xin lỗi.</w:t>
       </w:r>
     </w:p>
     <w:p>
@@ -35,7 +41,13 @@
     <w:p>
       <w:r>
         <w:tab/>
-        <w:t>Hello / Hi! (Xin chào sáng!)</w:t>
+        <w:t>Hello / Hi! (Xin chà</w:t>
+      </w:r>
+      <w:r>
+        <w:t>o</w:t>
+      </w:r>
+      <w:r>
+        <w:t>!)</w:t>
       </w:r>
     </w:p>
     <w:p>
@@ -115,7 +127,13 @@
     <w:p>
       <w:r>
         <w:tab/>
-        <w:t>Nice to meet you. (Rất vui được gập bạn.)</w:t>
+        <w:t>Nice to meet you. (Rất vui được g</w:t>
+      </w:r>
+      <w:r>
+        <w:t>ặ</w:t>
+      </w:r>
+      <w:r>
+        <w:t>p bạn.)</w:t>
       </w:r>
     </w:p>
     <w:p>
@@ -158,7 +176,13 @@
     <w:p>
       <w:r>
         <w:tab/>
-        <w:t>Do you speak English? (Bạn có nót tiếng Anh không?)</w:t>
+        <w:t>Do you speak English? (Bạn có nó</w:t>
+      </w:r>
+      <w:r>
+        <w:t>i</w:t>
+      </w:r>
+      <w:r>
+        <w:t xml:space="preserve"> tiếng Anh không?)</w:t>
       </w:r>
     </w:p>
     <w:p>
@@ -243,7 +267,13 @@
     <w:p>
       <w:r>
         <w:tab/>
-        <w:t>What doess it mean? (Nó có nghĩa là gì?)</w:t>
+        <w:t>What does</w:t>
+      </w:r>
+      <w:r>
+        <w:t xml:space="preserve"> </w:t>
+      </w:r>
+      <w:r>
+        <w:t>it mean? (Nó có nghĩa là gì?)</w:t>
       </w:r>
     </w:p>
     <w:p>
